--- a/spa/docx/08.content.docx
+++ b/spa/docx/08.content.docx
@@ -271,13 +271,491 @@
           <w:vertAlign w:val="superscript"/>
           <w:lang w:val="es_ES" w:bidi="es_ES"/>
         </w:rPr>
+        <w:t>4-5</w:t>
+      </w:r>
+      <w:r>
+        <w:rPr>
+          <w:lang w:val="es_ES" w:bidi="es_ES"/>
+        </w:rPr>
+        <w:t xml:space="preserve"> Majlón y Quilión se casaron con 2 mujeres moabitas. Una se llamaba Orfa y la otra Rut. Vivieron allí cerca de 10 años. Luego los 2 hermanos también murieron, y Noemí quedó sin esposo y sin hijos.</w:t>
+      </w:r>
+    </w:p>
+    <w:p>
+      <w:pPr/>
+      <w:r>
+        <w:rPr>
+          <w:lang w:val="es_ES" w:bidi="es_ES"/>
+        </w:rPr>
+      </w:r>
+      <w:r>
+        <w:rPr>
+          <w:vertAlign w:val="superscript"/>
+          <w:lang w:val="es_ES" w:bidi="es_ES"/>
+        </w:rPr>
+        <w:t>6-7</w:t>
+      </w:r>
+      <w:r>
+        <w:rPr>
+          <w:lang w:val="es_ES" w:bidi="es_ES"/>
+        </w:rPr>
+        <w:t xml:space="preserve"> Noemí escuchó que el Señor había ayudado a su pueblo dándole buenas cosechas otra vez. Entonces decidió regresar a Israel, y sus 2 nueras se fueron con ella.</w:t>
+      </w:r>
+    </w:p>
+    <w:p>
+      <w:pPr/>
+      <w:r>
+        <w:rPr>
+          <w:lang w:val="es_ES" w:bidi="es_ES"/>
+        </w:rPr>
+      </w:r>
+      <w:r>
+        <w:rPr>
+          <w:vertAlign w:val="superscript"/>
+          <w:lang w:val="es_ES" w:bidi="es_ES"/>
+        </w:rPr>
+        <w:t>8</w:t>
+      </w:r>
+      <w:r>
+        <w:rPr>
+          <w:lang w:val="es_ES" w:bidi="es_ES"/>
+        </w:rPr>
+        <w:t xml:space="preserve"> Mientras caminaban de regreso, Noemí les dijo a sus nueras: —Regresen a la casa de sus madres. Que el Señor sea bondadoso con ustedes, así como ustedes fueron bondadosas con sus esposos y conmigo.</w:t>
+      </w:r>
+    </w:p>
+    <w:p>
+      <w:pPr/>
+      <w:r>
+        <w:rPr>
+          <w:lang w:val="es_ES" w:bidi="es_ES"/>
+        </w:rPr>
+      </w:r>
+      <w:r>
+        <w:rPr>
+          <w:vertAlign w:val="superscript"/>
+          <w:lang w:val="es_ES" w:bidi="es_ES"/>
+        </w:rPr>
+        <w:t>9</w:t>
+      </w:r>
+      <w:r>
+        <w:rPr>
+          <w:lang w:val="es_ES" w:bidi="es_ES"/>
+        </w:rPr>
+        <w:t xml:space="preserve"> Que el Señor les permita encontrar un nuevo hogar y casarse de nuevo. Entonces las besó, pero ellas se pusieron a llorar.</w:t>
+      </w:r>
+    </w:p>
+    <w:p>
+      <w:pPr/>
+      <w:r>
+        <w:rPr>
+          <w:lang w:val="es_ES" w:bidi="es_ES"/>
+        </w:rPr>
+      </w:r>
+      <w:r>
+        <w:rPr>
+          <w:vertAlign w:val="superscript"/>
+          <w:lang w:val="es_ES" w:bidi="es_ES"/>
+        </w:rPr>
+        <w:t>10</w:t>
+      </w:r>
+      <w:r>
+        <w:rPr>
+          <w:lang w:val="es_ES" w:bidi="es_ES"/>
+        </w:rPr>
+        <w:t xml:space="preserve"> —No —le dijeron—. Nosotras iremos contigo a tu pueblo.</w:t>
+      </w:r>
+    </w:p>
+    <w:p>
+      <w:pPr/>
+      <w:r>
+        <w:rPr>
+          <w:lang w:val="es_ES" w:bidi="es_ES"/>
+        </w:rPr>
+      </w:r>
+      <w:r>
+        <w:rPr>
+          <w:vertAlign w:val="superscript"/>
+          <w:lang w:val="es_ES" w:bidi="es_ES"/>
+        </w:rPr>
+        <w:t>11</w:t>
+      </w:r>
+      <w:r>
+        <w:rPr>
+          <w:lang w:val="es_ES" w:bidi="es_ES"/>
+        </w:rPr>
+        <w:t xml:space="preserve"> Pero Noemí les respondió: —Regresen a su casa, hijas mías. ¿Para qué vendrían conmigo? Ya no puedo tener más hijos que se casen con ustedes.</w:t>
+      </w:r>
+    </w:p>
+    <w:p>
+      <w:pPr/>
+      <w:r>
+        <w:rPr>
+          <w:lang w:val="es_ES" w:bidi="es_ES"/>
+        </w:rPr>
+      </w:r>
+      <w:r>
+        <w:rPr>
+          <w:vertAlign w:val="superscript"/>
+          <w:lang w:val="es_ES" w:bidi="es_ES"/>
+        </w:rPr>
+        <w:t>12</w:t>
+      </w:r>
+      <w:r>
+        <w:rPr>
+          <w:lang w:val="es_ES" w:bidi="es_ES"/>
+        </w:rPr>
+        <w:t xml:space="preserve"> Vuelvan a su casa, porque ya soy muy vieja para casarme otra vez. Aunque esta misma noche me casara y tuviera hijos,</w:t>
+      </w:r>
+    </w:p>
+    <w:p>
+      <w:pPr/>
+      <w:r>
+        <w:rPr>
+          <w:lang w:val="es_ES" w:bidi="es_ES"/>
+        </w:rPr>
+      </w:r>
+      <w:r>
+        <w:rPr>
+          <w:vertAlign w:val="superscript"/>
+          <w:lang w:val="es_ES" w:bidi="es_ES"/>
+        </w:rPr>
+        <w:t>13</w:t>
+      </w:r>
+      <w:r>
+        <w:rPr>
+          <w:lang w:val="es_ES" w:bidi="es_ES"/>
+        </w:rPr>
+        <w:t xml:space="preserve"> ¿ustedes esperarían hasta que crecieran? ¿Se quedarían sin casarse todo ese tiempo? No, hijas mías. Mi tristeza es más grande que la de ustedes, porque el Señor se ha puesto en mi contra.</w:t>
+      </w:r>
+    </w:p>
+    <w:p>
+      <w:pPr/>
+      <w:r>
+        <w:rPr>
+          <w:lang w:val="es_ES" w:bidi="es_ES"/>
+        </w:rPr>
+      </w:r>
+      <w:r>
+        <w:rPr>
+          <w:vertAlign w:val="superscript"/>
+          <w:lang w:val="es_ES" w:bidi="es_ES"/>
+        </w:rPr>
+        <w:t>14</w:t>
+      </w:r>
+      <w:r>
+        <w:rPr>
+          <w:lang w:val="es_ES" w:bidi="es_ES"/>
+        </w:rPr>
+        <w:t xml:space="preserve"> Ellas volvieron a llorar. Entonces Orfa se despidió de su suegra con un beso y regresó a su tierra. Pero Rut se quedó con Noemí.</w:t>
+      </w:r>
+    </w:p>
+    <w:p>
+      <w:pPr/>
+      <w:r>
+        <w:rPr>
+          <w:lang w:val="es_ES" w:bidi="es_ES"/>
+        </w:rPr>
+      </w:r>
+      <w:r>
+        <w:rPr>
+          <w:vertAlign w:val="superscript"/>
+          <w:lang w:val="es_ES" w:bidi="es_ES"/>
+        </w:rPr>
+        <w:t>15</w:t>
+      </w:r>
+      <w:r>
+        <w:rPr>
+          <w:lang w:val="es_ES" w:bidi="es_ES"/>
+        </w:rPr>
+        <w:t xml:space="preserve"> —Mira —le dijo Noemí—, tu cuñada ya regresó a su pueblo y a sus dioses. Regresa tú también con ella.</w:t>
+      </w:r>
+    </w:p>
+    <w:p>
+      <w:pPr/>
+      <w:r>
+        <w:rPr>
+          <w:lang w:val="es_ES" w:bidi="es_ES"/>
+        </w:rPr>
+      </w:r>
+      <w:r>
+        <w:rPr>
+          <w:vertAlign w:val="superscript"/>
+          <w:lang w:val="es_ES" w:bidi="es_ES"/>
+        </w:rPr>
+        <w:t>16</w:t>
+      </w:r>
+      <w:r>
+        <w:rPr>
+          <w:lang w:val="es_ES" w:bidi="es_ES"/>
+        </w:rPr>
+        <w:t xml:space="preserve"> Pero Rut le contestó: —No me pidas que te deje y me vaya. Iré a donde tú vayas. Viviré donde tú vivas. Tu pueblo será mi pueblo, y tu Dios será mi Dios.</w:t>
+      </w:r>
+    </w:p>
+    <w:p>
+      <w:pPr/>
+      <w:r>
+        <w:rPr>
+          <w:lang w:val="es_ES" w:bidi="es_ES"/>
+        </w:rPr>
+      </w:r>
+      <w:r>
+        <w:rPr>
+          <w:vertAlign w:val="superscript"/>
+          <w:lang w:val="es_ES" w:bidi="es_ES"/>
+        </w:rPr>
+        <w:t>17</w:t>
+      </w:r>
+      <w:r>
+        <w:rPr>
+          <w:lang w:val="es_ES" w:bidi="es_ES"/>
+        </w:rPr>
+        <w:t xml:space="preserve"> Quiero morir donde tú mueras y que me sepulten allí. Que Dios me castigue con severidad si no cumplo esta promesa. ¡Nada podrá separarnos, ni siquiera la muerte!</w:t>
+      </w:r>
+    </w:p>
+    <w:p>
+      <w:pPr/>
+      <w:r>
+        <w:rPr>
+          <w:lang w:val="es_ES" w:bidi="es_ES"/>
+        </w:rPr>
+      </w:r>
+      <w:r>
+        <w:rPr>
+          <w:vertAlign w:val="superscript"/>
+          <w:lang w:val="es_ES" w:bidi="es_ES"/>
+        </w:rPr>
+        <w:t>18</w:t>
+      </w:r>
+      <w:r>
+        <w:rPr>
+          <w:lang w:val="es_ES" w:bidi="es_ES"/>
+        </w:rPr>
+        <w:t xml:space="preserve"> Cuando Noemí comprendió que Rut había tomado una decisión firme y que no lograría hacerla cambiar de parecer, dejó de insistir.</w:t>
+      </w:r>
+    </w:p>
+    <w:p>
+      <w:pPr/>
+      <w:r>
+        <w:rPr>
+          <w:lang w:val="es_ES" w:bidi="es_ES"/>
+        </w:rPr>
+      </w:r>
+      <w:r>
+        <w:rPr>
+          <w:vertAlign w:val="superscript"/>
+          <w:lang w:val="es_ES" w:bidi="es_ES"/>
+        </w:rPr>
+        <w:t>19</w:t>
+      </w:r>
+      <w:r>
+        <w:rPr>
+          <w:lang w:val="es_ES" w:bidi="es_ES"/>
+        </w:rPr>
+        <w:t xml:space="preserve"> Las 2 llegaron a Belén, y todo el pueblo se alborotó. Las mujeres preguntaban: —¿De verdad es Noemí?</w:t>
+      </w:r>
+    </w:p>
+    <w:p>
+      <w:pPr/>
+      <w:r>
+        <w:rPr>
+          <w:lang w:val="es_ES" w:bidi="es_ES"/>
+        </w:rPr>
+      </w:r>
+      <w:r>
+        <w:rPr>
+          <w:vertAlign w:val="superscript"/>
+          <w:lang w:val="es_ES" w:bidi="es_ES"/>
+        </w:rPr>
+        <w:t>20</w:t>
+      </w:r>
+      <w:r>
+        <w:rPr>
+          <w:lang w:val="es_ES" w:bidi="es_ES"/>
+        </w:rPr>
+        <w:t xml:space="preserve"> Ella les respondía: —No me llamen Noemí. Llámenme Mara, porque el Todopoderoso ha llenado mi vida de amargura.</w:t>
+      </w:r>
+    </w:p>
+    <w:p>
+      <w:pPr/>
+      <w:r>
+        <w:rPr>
+          <w:lang w:val="es_ES" w:bidi="es_ES"/>
+        </w:rPr>
+      </w:r>
+      <w:r>
+        <w:rPr>
+          <w:vertAlign w:val="superscript"/>
+          <w:lang w:val="es_ES" w:bidi="es_ES"/>
+        </w:rPr>
+        <w:t>21</w:t>
+      </w:r>
+      <w:r>
+        <w:rPr>
+          <w:lang w:val="es_ES" w:bidi="es_ES"/>
+        </w:rPr>
+        <w:t xml:space="preserve"> Me fui de aquí con las manos llenas, pero el Señor me ha traído de regreso sin nada. ¿Por qué habrían de llamarme Noemí si el Señor se ha vuelto contra mí y me ha enviado tanta desgracia?</w:t>
+      </w:r>
+    </w:p>
+    <w:p>
+      <w:pPr/>
+      <w:r>
+        <w:rPr>
+          <w:lang w:val="es_ES" w:bidi="es_ES"/>
+        </w:rPr>
+      </w:r>
+      <w:r>
+        <w:rPr>
+          <w:vertAlign w:val="superscript"/>
+          <w:lang w:val="es_ES" w:bidi="es_ES"/>
+        </w:rPr>
+        <w:t>22</w:t>
+      </w:r>
+      <w:r>
+        <w:rPr>
+          <w:lang w:val="es_ES" w:bidi="es_ES"/>
+        </w:rPr>
+        <w:t xml:space="preserve"> Así fue como Noemí regresó de Moab acompañada de Rut, su nuera moabita. Llegaron a Belén justo cuando comenzaba la cosecha de cebada.</w:t>
+      </w:r>
+    </w:p>
+    <w:p>
+      <w:pPr>
+        <w:pStyle w:val="Heading2"/>
+      </w:pPr>
+      <w:r>
+        <w:rPr>
+          <w:lang w:val="es_ES" w:bidi="es_ES"/>
+        </w:rPr>
+        <w:t>Rut 2:1</w:t>
+      </w:r>
+      <w:r>
+        <w:rPr>
+          <w:lang w:val="es_ES" w:bidi="es_ES"/>
+        </w:rPr>
+      </w:r>
+    </w:p>
+    <w:p>
+      <w:pPr/>
+      <w:r>
+        <w:rPr>
+          <w:lang w:val="es_ES" w:bidi="es_ES"/>
+        </w:rPr>
+      </w:r>
+      <w:r>
+        <w:rPr>
+          <w:vertAlign w:val="superscript"/>
+          <w:lang w:val="es_ES" w:bidi="es_ES"/>
+        </w:rPr>
+        <w:t>1</w:t>
+      </w:r>
+      <w:r>
+        <w:rPr>
+          <w:lang w:val="es_ES" w:bidi="es_ES"/>
+        </w:rPr>
+        <w:t xml:space="preserve"> Noemí tenía un pariente por parte de su esposo que vivía en Belén. Era un hombre muy rico llamado Booz.</w:t>
+      </w:r>
+    </w:p>
+    <w:p>
+      <w:pPr/>
+      <w:r>
+        <w:rPr>
+          <w:lang w:val="es_ES" w:bidi="es_ES"/>
+        </w:rPr>
+      </w:r>
+      <w:r>
+        <w:rPr>
+          <w:vertAlign w:val="superscript"/>
+          <w:lang w:val="es_ES" w:bidi="es_ES"/>
+        </w:rPr>
+        <w:t>2</w:t>
+      </w:r>
+      <w:r>
+        <w:rPr>
+          <w:lang w:val="es_ES" w:bidi="es_ES"/>
+        </w:rPr>
+        <w:t xml:space="preserve"> Un día Rut le dijo a Noemí: —Déjame ir a los campos de alguien que me trate con bondad. Recogeré las espigas que los segadores dejen atrás. Noemí le respondió: —Ve, hija mía.</w:t>
+      </w:r>
+    </w:p>
+    <w:p>
+      <w:pPr/>
+      <w:r>
+        <w:rPr>
+          <w:lang w:val="es_ES" w:bidi="es_ES"/>
+        </w:rPr>
+      </w:r>
+      <w:r>
+        <w:rPr>
+          <w:vertAlign w:val="superscript"/>
+          <w:lang w:val="es_ES" w:bidi="es_ES"/>
+        </w:rPr>
+        <w:t>3</w:t>
+      </w:r>
+      <w:r>
+        <w:rPr>
+          <w:lang w:val="es_ES" w:bidi="es_ES"/>
+        </w:rPr>
+        <w:t xml:space="preserve"> Rut fue y comenzó a recoger espigas en los campos detrás de los segadores. Resultó que el campo donde estaba trabajando pertenecía a Booz, el pariente del esposo de Noemí.</w:t>
+      </w:r>
+    </w:p>
+    <w:p>
+      <w:pPr/>
+      <w:r>
+        <w:rPr>
+          <w:lang w:val="es_ES" w:bidi="es_ES"/>
+        </w:rPr>
+      </w:r>
+      <w:r>
+        <w:rPr>
+          <w:vertAlign w:val="superscript"/>
+          <w:lang w:val="es_ES" w:bidi="es_ES"/>
+        </w:rPr>
+        <w:t>4</w:t>
+      </w:r>
+      <w:r>
+        <w:rPr>
+          <w:lang w:val="es_ES" w:bidi="es_ES"/>
+        </w:rPr>
+        <w:t xml:space="preserve"> Booz llegó desde Belén mientras ella estaba allí. Después de saludar a los segadores,</w:t>
+      </w:r>
+    </w:p>
+    <w:p>
+      <w:pPr/>
+      <w:r>
+        <w:rPr>
+          <w:lang w:val="es_ES" w:bidi="es_ES"/>
+        </w:rPr>
+      </w:r>
+      <w:r>
+        <w:rPr>
+          <w:vertAlign w:val="superscript"/>
+          <w:lang w:val="es_ES" w:bidi="es_ES"/>
+        </w:rPr>
         <w:t>5</w:t>
       </w:r>
       <w:r>
         <w:rPr>
           <w:lang w:val="es_ES" w:bidi="es_ES"/>
         </w:rPr>
-        <w:t xml:space="preserve"> Majlón y Quilión se casaron con 2 mujeres moabitas. Una se llamaba Orfa y la otra Rut. Vivieron allí cerca de 10 años. Luego los 2 hermanos también murieron, y Noemí quedó sin esposo y sin hijos.</w:t>
+        <w:t xml:space="preserve"> le preguntó al capataz: —¿Quién es esa joven?</w:t>
+      </w:r>
+    </w:p>
+    <w:p>
+      <w:pPr/>
+      <w:r>
+        <w:rPr>
+          <w:lang w:val="es_ES" w:bidi="es_ES"/>
+        </w:rPr>
+      </w:r>
+      <w:r>
+        <w:rPr>
+          <w:vertAlign w:val="superscript"/>
+          <w:lang w:val="es_ES" w:bidi="es_ES"/>
+        </w:rPr>
+        <w:t>6</w:t>
+      </w:r>
+      <w:r>
+        <w:rPr>
+          <w:lang w:val="es_ES" w:bidi="es_ES"/>
+        </w:rPr>
+        <w:t xml:space="preserve"> El capataz le contestó: —Es la joven moabita que volvió con Noemí.</w:t>
       </w:r>
     </w:p>
     <w:p>
@@ -298,7 +776,7 @@
         <w:rPr>
           <w:lang w:val="es_ES" w:bidi="es_ES"/>
         </w:rPr>
-        <w:t xml:space="preserve"> Noemí escuchó que el Señor había ayudado a su pueblo dándole buenas cosechas otra vez. Entonces decidió regresar a Israel, y sus 2 nueras se fueron con ella.</w:t>
+        <w:t xml:space="preserve"> Esta mañana me pidió permiso para recoger las espigas que quedaran entre las gavillas detrás de los segadores. Ha estado trabajando desde que llegó hasta ahora, solo descansó unos minutos bajo la sombra.</w:t>
       </w:r>
     </w:p>
     <w:p>
@@ -319,7 +797,7 @@
         <w:rPr>
           <w:lang w:val="es_ES" w:bidi="es_ES"/>
         </w:rPr>
-        <w:t xml:space="preserve"> Mientras caminaban de regreso, Noemí les dijo a sus nueras:—Regresen a la casa de sus madres. Que el Señor sea bondadoso con ustedes, así como ustedes fueron bondadosas con sus esposos y conmigo.</w:t>
+        <w:t xml:space="preserve"> Booz se acercó a Rut y le dijo: —Escúchame bien, hija mía. Quédate aquí a recoger espigas. No vayas a otros campos.</w:t>
       </w:r>
     </w:p>
     <w:p>
@@ -340,7 +818,7 @@
         <w:rPr>
           <w:lang w:val="es_ES" w:bidi="es_ES"/>
         </w:rPr>
-        <w:t xml:space="preserve"> Que el Señor les permita encontrar un nuevo hogar y casarse de nuevo.Entonces las besó, pero ellas se pusieron a llorar.</w:t>
+        <w:t xml:space="preserve"> Sigue trabajando cerca de mis sirvientas. Les he ordenado a los hombres que no te molesten. Cuando tengas sed, toma del agua que han sacado los trabajadores.</w:t>
       </w:r>
     </w:p>
     <w:p>
@@ -361,7 +839,7 @@
         <w:rPr>
           <w:lang w:val="es_ES" w:bidi="es_ES"/>
         </w:rPr>
-        <w:t xml:space="preserve"> —No —le dijeron—. Nosotras iremos contigo a tu pueblo.</w:t>
+        <w:t xml:space="preserve"> Rut le agradeció con todo su corazón: —¿Por qué eres tan amable conmigo? Soy solo una extranjera.</w:t>
       </w:r>
     </w:p>
     <w:p>
@@ -382,7 +860,7 @@
         <w:rPr>
           <w:lang w:val="es_ES" w:bidi="es_ES"/>
         </w:rPr>
-        <w:t xml:space="preserve"> Pero Noemí les respondió:—Regresen a su casa, hijas mías. ¿Para qué vendrían conmigo? Ya no puedo tener más hijos que se casen con ustedes.</w:t>
+        <w:t xml:space="preserve"> —Sí, lo sé —respondió Booz—, pero también sé del amor y la bondad que has mostrado a tu suegra desde que murió tu esposo. Dejaste a tu padre y a tu madre en tu tierra natal para venir a vivir aquí entre extraños.</w:t>
       </w:r>
     </w:p>
     <w:p>
@@ -403,7 +881,7 @@
         <w:rPr>
           <w:lang w:val="es_ES" w:bidi="es_ES"/>
         </w:rPr>
-        <w:t xml:space="preserve"> Vuelvan a su casa, porque ya soy muy vieja para casarme otra vez. Aunque esta misma noche me casara y tuviera hijos,</w:t>
+        <w:t xml:space="preserve"> Que el Dios de Israel, bajo cuyas alas has venido a refugiarte, te bendiga por todo esto.</w:t>
       </w:r>
     </w:p>
     <w:p>
@@ -424,7 +902,7 @@
         <w:rPr>
           <w:lang w:val="es_ES" w:bidi="es_ES"/>
         </w:rPr>
-        <w:t xml:space="preserve"> ¿ustedes esperarían hasta que crecieran? ¿Se quedarían sin casarse todo ese tiempo? No, hijas mías. Mi tristeza es más grande que la de ustedes, porque el Señor se ha puesto en mi contra.</w:t>
+        <w:t xml:space="preserve"> —Gracias, señor —dijo ella—. Has sido muy bondadoso conmigo, aunque ni siquiera soy una de tus trabajadoras.</w:t>
       </w:r>
     </w:p>
     <w:p>
@@ -445,7 +923,7 @@
         <w:rPr>
           <w:lang w:val="es_ES" w:bidi="es_ES"/>
         </w:rPr>
-        <w:t xml:space="preserve"> Ellas volvieron a llorar. Entonces Orfa se despidió de su suegra con un beso y regresó a su tierra. Pero Rut se quedó con Noemí.</w:t>
+        <w:t xml:space="preserve"> Cuando llegó la hora de comer, Booz la llamó: —Ven a comer con nosotros. Rut se sentó junto a los segadores y Booz le sirvió comida, más de la que podía comer.</w:t>
       </w:r>
     </w:p>
     <w:p>
@@ -466,7 +944,7 @@
         <w:rPr>
           <w:lang w:val="es_ES" w:bidi="es_ES"/>
         </w:rPr>
-        <w:t xml:space="preserve"> —Mira —le dijo Noemí—, tu cuñada ya regresó a su pueblo y a sus dioses. Regresa tú también con ella.</w:t>
+        <w:t xml:space="preserve"> Cuando ella regresó al trabajo, Booz ordenó a sus hombres que la dejaran recoger espigas entre las gavillas sin molestarla.</w:t>
       </w:r>
     </w:p>
     <w:p>
@@ -487,7 +965,7 @@
         <w:rPr>
           <w:lang w:val="es_ES" w:bidi="es_ES"/>
         </w:rPr>
-        <w:t xml:space="preserve"> Pero Rut le contestó:—No me pidas que te deje y me vaya. Iré a donde tú vayas. Viviré donde tú vivas. Tu pueblo será mi pueblo, y tu Dios será mi Dios.</w:t>
+        <w:t xml:space="preserve"> También debían dejar caer espigas a propósito para que ella las recogiera, sin reprenderla.</w:t>
       </w:r>
     </w:p>
     <w:p>
@@ -508,7 +986,7 @@
         <w:rPr>
           <w:lang w:val="es_ES" w:bidi="es_ES"/>
         </w:rPr>
-        <w:t xml:space="preserve"> Quiero morir donde tú mueras y que me sepulten allí. Que Dios me castigue con severidad si no cumplo esta promesa. ¡Nada podrá separarnos, ni siquiera la muerte!</w:t>
+        <w:t xml:space="preserve"> Rut trabajó allí todo el día. Por la tarde, después de desgranar la cebada que había recogido, la midió y eran aproximadamente 24 kilos.</w:t>
       </w:r>
     </w:p>
     <w:p>
@@ -529,7 +1007,7 @@
         <w:rPr>
           <w:lang w:val="es_ES" w:bidi="es_ES"/>
         </w:rPr>
-        <w:t xml:space="preserve"> Cuando Noemí comprendió que Rut había tomado una decisión firme y que no lograría hacerla cambiar de parecer, dejó de insistir.</w:t>
+        <w:t xml:space="preserve"> Se los llevó a la ciudad y se los dio a su suegra, junto con la comida que le había sobrado.</w:t>
       </w:r>
     </w:p>
     <w:p>
@@ -550,7 +1028,7 @@
         <w:rPr>
           <w:lang w:val="es_ES" w:bidi="es_ES"/>
         </w:rPr>
-        <w:t xml:space="preserve"> Las 2 llegaron a Belén, y todo el pueblo se alborotó. Las mujeres preguntaban:—¿De verdad es Noemí?</w:t>
+        <w:t xml:space="preserve"> —¿Cómo conseguiste tanto? —exclamó Noemí—. ¿Dónde estuviste recogiendo espigas hoy? Que Dios bendiga a la persona que fue tan bondadosa contigo. Rut le contó a su suegra todo lo que había pasado y le dijo que el dueño del campo se llamaba Booz.</w:t>
       </w:r>
     </w:p>
     <w:p>
@@ -571,7 +1049,7 @@
         <w:rPr>
           <w:lang w:val="es_ES" w:bidi="es_ES"/>
         </w:rPr>
-        <w:t xml:space="preserve"> Ella les respondía:—No me llamen Noemí.1 Llámenme Mara,2 porque el Todopoderoso ha llenado mi vida de amargura.</w:t>
+        <w:t xml:space="preserve"> —¡Que Dios lo bendiga! —dijo Noemí con gran emoción—. Dios sigue mostrando su bondad con nosotras y también con tu difunto esposo. Ese hombre es uno de nuestros parientes más cercanos, uno de los que tienen la obligación de ayudarnos.</w:t>
       </w:r>
     </w:p>
     <w:p>
@@ -592,7 +1070,7 @@
         <w:rPr>
           <w:lang w:val="es_ES" w:bidi="es_ES"/>
         </w:rPr>
-        <w:t xml:space="preserve"> Me fui de aquí con las manos llenas, pero el Señor me ha traído de regreso sin nada. ¿Por qué habrían de llamarme Noemí si el Señor se ha vuelto contra mí y me ha enviado tanta desgracia?</w:t>
+        <w:t xml:space="preserve"> —Me dijo que regresara y recogiera espigas cerca de sus segadores hasta que terminara toda la cosecha —añadió Rut.</w:t>
       </w:r>
     </w:p>
     <w:p>
@@ -613,7 +1091,28 @@
         <w:rPr>
           <w:lang w:val="es_ES" w:bidi="es_ES"/>
         </w:rPr>
-        <w:t xml:space="preserve"> Así fue como Noemí regresó de Moab acompañada de Rut, su nuera moabita. Llegaron a Belén justo cuando comenzaba la cosecha de cebada.</w:t>
+        <w:t xml:space="preserve"> —¡Qué maravilloso! —exclamó Noemí—. Haz lo que él te dijo. Quédate trabajando con sus criadas hasta que terminen toda la cosecha. Estarás más protegida allí que en cualquier otro campo.</w:t>
+      </w:r>
+    </w:p>
+    <w:p>
+      <w:pPr/>
+      <w:r>
+        <w:rPr>
+          <w:lang w:val="es_ES" w:bidi="es_ES"/>
+        </w:rPr>
+      </w:r>
+      <w:r>
+        <w:rPr>
+          <w:vertAlign w:val="superscript"/>
+          <w:lang w:val="es_ES" w:bidi="es_ES"/>
+        </w:rPr>
+        <w:t>23</w:t>
+      </w:r>
+      <w:r>
+        <w:rPr>
+          <w:lang w:val="es_ES" w:bidi="es_ES"/>
+        </w:rPr>
+        <w:t xml:space="preserve"> Rut hizo exactamente eso. Recogió espigas junto a las criadas de Booz hasta que terminó la cosecha de la cebada. Después, siguió trabajando durante la cosecha del trigo. Durante todo ese tiempo vivió con su suegra.</w:t>
       </w:r>
     </w:p>
     <w:p>
@@ -624,7 +1123,7 @@
         <w:rPr>
           <w:lang w:val="es_ES" w:bidi="es_ES"/>
         </w:rPr>
-        <w:t>Rut 2:1</w:t>
+        <w:t>Rut 3:1</w:t>
       </w:r>
       <w:r>
         <w:rPr>
@@ -650,7 +1149,7 @@
         <w:rPr>
           <w:lang w:val="es_ES" w:bidi="es_ES"/>
         </w:rPr>
-        <w:t xml:space="preserve"> Noemí tenía un pariente por parte de su esposo que vivía en Belén. Era un hombre muy rico llamado Booz.</w:t>
+        <w:t xml:space="preserve"> Un día Noemí le dijo a Rut: —Hija mía, creo que ya es hora de que te busque un esposo para que tengas un hogar feliz otra vez.</w:t>
       </w:r>
     </w:p>
     <w:p>
@@ -671,7 +1170,7 @@
         <w:rPr>
           <w:lang w:val="es_ES" w:bidi="es_ES"/>
         </w:rPr>
-        <w:t xml:space="preserve"> Un día Rut le dijo a Noemí:—Déjame ir a los campos de alguien que me trate con bondad. Recogeré las espigas que los segadores dejen atrás.Noemí le respondió:—Ve, hija mía.</w:t>
+        <w:t xml:space="preserve"> He estado pensando en Booz. Tú has trabajado con sus criadas, y además él es un pariente muy cercano nuestro. Esta noche va a estar aventando cebada en la era.</w:t>
       </w:r>
     </w:p>
     <w:p>
@@ -692,7 +1191,7 @@
         <w:rPr>
           <w:lang w:val="es_ES" w:bidi="es_ES"/>
         </w:rPr>
-        <w:t xml:space="preserve"> Rut fue y comenzó a recoger espigas en los campos detrás de los segadores. Resultó que el campo donde estaba trabajando pertenecía a Booz, el pariente del esposo de Noemí.</w:t>
+        <w:t xml:space="preserve"> Escucha bien lo que debes hacer. Báñate, ponte perfume y usa tu mejor vestido. Después ve a la era, pero no dejes que él te vea hasta que termine de comer.</w:t>
       </w:r>
     </w:p>
     <w:p>
@@ -713,7 +1212,7 @@
         <w:rPr>
           <w:lang w:val="es_ES" w:bidi="es_ES"/>
         </w:rPr>
-        <w:t xml:space="preserve"> Booz llegó desde Belén mientras ella estaba allí. Después de saludar a los segadores,</w:t>
+        <w:t xml:space="preserve"> Fíjate bien dónde se acuesta. Entonces ve, destápale los pies y acuéstate allí. Él te dirá qué hacer respecto al matrimonio.</w:t>
       </w:r>
     </w:p>
     <w:p>
@@ -734,7 +1233,7 @@
         <w:rPr>
           <w:lang w:val="es_ES" w:bidi="es_ES"/>
         </w:rPr>
-        <w:t xml:space="preserve"> le preguntó al capataz:—¿Quién es esa joven?</w:t>
+        <w:t xml:space="preserve"> —Muy bien —dijo Rut—. Haré lo que has dicho.</w:t>
       </w:r>
     </w:p>
     <w:p>
@@ -755,7 +1254,7 @@
         <w:rPr>
           <w:lang w:val="es_ES" w:bidi="es_ES"/>
         </w:rPr>
-        <w:t xml:space="preserve"> El capataz le contestó:—Es la joven moabita que volvió con Noemí.</w:t>
+        <w:t xml:space="preserve"> Esa misma noche fue a la era e hizo todo lo que su suegra le había indicado.</w:t>
       </w:r>
     </w:p>
     <w:p>
@@ -776,7 +1275,7 @@
         <w:rPr>
           <w:lang w:val="es_ES" w:bidi="es_ES"/>
         </w:rPr>
-        <w:t xml:space="preserve"> Esta mañana me pidió permiso para recoger las espigas que quedaran entre las gavillas detrás de los segadores. Ha estado trabajando desde que llegó hasta ahora, solo descansó unos minutos bajo la sombra.</w:t>
+        <w:t xml:space="preserve"> Cuando Booz terminó de comer, se fue contento a dormir junto a un montón de grano. Rut se acercó sin hacer ruido, le destapó los pies y se acostó allí.</w:t>
       </w:r>
     </w:p>
     <w:p>
@@ -797,7 +1296,7 @@
         <w:rPr>
           <w:lang w:val="es_ES" w:bidi="es_ES"/>
         </w:rPr>
-        <w:t xml:space="preserve"> Booz se acercó a Rut y le dijo:—Escúchame bien, hija mía. Quédate aquí a recoger espigas. No vayas a otros campos.</w:t>
+        <w:t xml:space="preserve"> A la medianoche, Booz se despertó sobresaltado. Al incorporarse, descubrió que una mujer estaba acostada a sus pies.</w:t>
       </w:r>
     </w:p>
     <w:p>
@@ -818,7 +1317,7 @@
         <w:rPr>
           <w:lang w:val="es_ES" w:bidi="es_ES"/>
         </w:rPr>
-        <w:t xml:space="preserve"> Sigue trabajando cerca de mis sirvientas. Les he ordenado a los hombres que no te molesten. Cuando tengas sed, toma del agua que han sacado los trabajadores.</w:t>
+        <w:t xml:space="preserve"> —¿Quién eres? —preguntó. —Soy Rut, tu sierva —respondió ella—. Extiende tu manto sobre mí, porque eres el pariente cercano que nos puede rescatar y ayudar.</w:t>
       </w:r>
     </w:p>
     <w:p>
@@ -839,7 +1338,7 @@
         <w:rPr>
           <w:lang w:val="es_ES" w:bidi="es_ES"/>
         </w:rPr>
-        <w:t xml:space="preserve"> Rut le agradeció con todo su corazón:—¿Por qué eres tan amable conmigo? Soy solo una extranjera.</w:t>
+        <w:t xml:space="preserve"> —¡Que el Señor te bendiga, hija mía! —exclamó Booz—. Esta nueva muestra de lealtad hacia Noemí es aún mayor que la primera. Pudiste haber buscado a un hombre más joven, rico o pobre, pero no lo hiciste.</w:t>
       </w:r>
     </w:p>
     <w:p>
@@ -860,7 +1359,7 @@
         <w:rPr>
           <w:lang w:val="es_ES" w:bidi="es_ES"/>
         </w:rPr>
-        <w:t xml:space="preserve"> —Sí, lo sé —respondió Booz—, pero también sé del amor y la bondad que has mostrado a tu suegra desde que murió tu esposo. Dejaste a tu padre y a tu madre en tu tierra natal para venir a vivir aquí entre extraños.</w:t>
+        <w:t xml:space="preserve"> Ahora no te preocupes, hija mía. Haré por ti todo lo que me pides. Todos en el pueblo saben que eres una mujer de noble carácter.</w:t>
       </w:r>
     </w:p>
     <w:p>
@@ -881,7 +1380,7 @@
         <w:rPr>
           <w:lang w:val="es_ES" w:bidi="es_ES"/>
         </w:rPr>
-        <w:t xml:space="preserve"> Que el Dios de Israel, bajo cuyas alas has venido a refugiarte, te bendiga por todo esto.</w:t>
+        <w:t xml:space="preserve"> Es verdad que soy un pariente cercano con la obligación de ayudarlas, pero hay otro hombre que es pariente más cercano que yo.</w:t>
       </w:r>
     </w:p>
     <w:p>
@@ -902,7 +1401,7 @@
         <w:rPr>
           <w:lang w:val="es_ES" w:bidi="es_ES"/>
         </w:rPr>
-        <w:t xml:space="preserve"> —Gracias, señor —dijo ella—. Has sido muy bondadoso conmigo, aunque ni siquiera soy una de tus trabajadoras.</w:t>
+        <w:t xml:space="preserve"> Quédate aquí esta noche. Mañana, si él quiere cumplir su deber de pariente cercano, está bien, que lo haga. Pero si no quiere hacerlo, tan cierto como que el Señor vive, yo lo haré. Ahora acuéstate aquí hasta que amanezca.</w:t>
       </w:r>
     </w:p>
     <w:p>
@@ -923,7 +1422,7 @@
         <w:rPr>
           <w:lang w:val="es_ES" w:bidi="es_ES"/>
         </w:rPr>
-        <w:t xml:space="preserve"> Cuando llegó la hora de comer, Booz la llamó:—Ven a comer con nosotros.Rut se sentó junto a los segadores y Booz le sirvió comida, más de la que podía comer.</w:t>
+        <w:t xml:space="preserve"> Rut se quedó acostada a sus pies hasta el amanecer. Se levantó antes de que hubiera suficiente luz para reconocer a alguien. Booz le había dicho que nadie debía saber que una mujer había estado en la era.</w:t>
       </w:r>
     </w:p>
     <w:p>
@@ -944,7 +1443,7 @@
         <w:rPr>
           <w:lang w:val="es_ES" w:bidi="es_ES"/>
         </w:rPr>
-        <w:t xml:space="preserve"> Cuando ella regresó al trabajo, Booz ordenó a sus hombres que la dejaran recoger espigas entre las gavillas sin molestarla.</w:t>
+        <w:t xml:space="preserve"> Luego Booz le dijo: —Trae el manto que llevas puesto y sostenlo bien. Ella lo sostuvo, y él echó en el manto 20 kilos de cebada. Después se lo puso sobre los hombros. Luego Rut regresó al pueblo.</w:t>
       </w:r>
     </w:p>
     <w:p>
@@ -965,7 +1464,7 @@
         <w:rPr>
           <w:lang w:val="es_ES" w:bidi="es_ES"/>
         </w:rPr>
-        <w:t xml:space="preserve"> También debían dejar caer espigas a propósito para que ella las recogiera, sin reprenderla.</w:t>
+        <w:t xml:space="preserve"> Cuando llegó a donde estaba Noemí, esta le preguntó: —¿Cómo te fue, hija mía? Rut le contó todo lo que Booz había hecho por ella. También le dijo:</w:t>
       </w:r>
     </w:p>
     <w:p>
@@ -986,7 +1485,7 @@
         <w:rPr>
           <w:lang w:val="es_ES" w:bidi="es_ES"/>
         </w:rPr>
-        <w:t xml:space="preserve"> Rut trabajó allí todo el día. Por la tarde, después de desgranar la cebada que había recogido, la midió y eran aproximadamente 24 kilos.</w:t>
+        <w:t xml:space="preserve"> —Me dio estos 20 kilos de cebada. Me dijo que no debía volver a ti con las manos vacías.</w:t>
       </w:r>
     </w:p>
     <w:p>
@@ -1007,112 +1506,7 @@
         <w:rPr>
           <w:lang w:val="es_ES" w:bidi="es_ES"/>
         </w:rPr>
-        <w:t xml:space="preserve"> Se los llevó a la ciudad y se los dio a su suegra, junto con la comida que le había sobrado.</w:t>
-      </w:r>
-    </w:p>
-    <w:p>
-      <w:pPr/>
-      <w:r>
-        <w:rPr>
-          <w:lang w:val="es_ES" w:bidi="es_ES"/>
-        </w:rPr>
-      </w:r>
-      <w:r>
-        <w:rPr>
-          <w:vertAlign w:val="superscript"/>
-          <w:lang w:val="es_ES" w:bidi="es_ES"/>
-        </w:rPr>
-        <w:t>19</w:t>
-      </w:r>
-      <w:r>
-        <w:rPr>
-          <w:lang w:val="es_ES" w:bidi="es_ES"/>
-        </w:rPr>
-        <w:t xml:space="preserve"> —¿Cómo conseguiste tanto? —exclamó Noemí—. ¿Dónde estuviste recogiendo espigas hoy? Que Dios bendiga a la persona que fue tan bondadosa contigo.Rut le contó a su suegra todo lo que había pasado y le dijo que el dueño del campo se llamaba Booz.</w:t>
-      </w:r>
-    </w:p>
-    <w:p>
-      <w:pPr/>
-      <w:r>
-        <w:rPr>
-          <w:lang w:val="es_ES" w:bidi="es_ES"/>
-        </w:rPr>
-      </w:r>
-      <w:r>
-        <w:rPr>
-          <w:vertAlign w:val="superscript"/>
-          <w:lang w:val="es_ES" w:bidi="es_ES"/>
-        </w:rPr>
-        <w:t>20</w:t>
-      </w:r>
-      <w:r>
-        <w:rPr>
-          <w:lang w:val="es_ES" w:bidi="es_ES"/>
-        </w:rPr>
-        <w:t xml:space="preserve"> —¡Que Dios lo bendiga! —dijo Noemí con gran emoción—. Dios sigue mostrando su bondad con nosotras y también con tu difunto esposo. Ese hombre es uno de nuestros parientes más cercanos, uno de los que tienen la obligación de ayudarnos.</w:t>
-      </w:r>
-    </w:p>
-    <w:p>
-      <w:pPr/>
-      <w:r>
-        <w:rPr>
-          <w:lang w:val="es_ES" w:bidi="es_ES"/>
-        </w:rPr>
-      </w:r>
-      <w:r>
-        <w:rPr>
-          <w:vertAlign w:val="superscript"/>
-          <w:lang w:val="es_ES" w:bidi="es_ES"/>
-        </w:rPr>
-        <w:t>21</w:t>
-      </w:r>
-      <w:r>
-        <w:rPr>
-          <w:lang w:val="es_ES" w:bidi="es_ES"/>
-        </w:rPr>
-        <w:t xml:space="preserve"> —Me dijo que regresara y recogiera espigas cerca de sus segadores hasta que terminara toda la cosecha —añadió Rut.</w:t>
-      </w:r>
-    </w:p>
-    <w:p>
-      <w:pPr/>
-      <w:r>
-        <w:rPr>
-          <w:lang w:val="es_ES" w:bidi="es_ES"/>
-        </w:rPr>
-      </w:r>
-      <w:r>
-        <w:rPr>
-          <w:vertAlign w:val="superscript"/>
-          <w:lang w:val="es_ES" w:bidi="es_ES"/>
-        </w:rPr>
-        <w:t>22</w:t>
-      </w:r>
-      <w:r>
-        <w:rPr>
-          <w:lang w:val="es_ES" w:bidi="es_ES"/>
-        </w:rPr>
-        <w:t xml:space="preserve"> —¡Qué maravilloso! —exclamó Noemí—. Haz lo que él te dijo. Quédate trabajando con sus criadas hasta que terminen toda la cosecha. Estarás más protegida allí que en cualquier otro campo.</w:t>
-      </w:r>
-    </w:p>
-    <w:p>
-      <w:pPr/>
-      <w:r>
-        <w:rPr>
-          <w:lang w:val="es_ES" w:bidi="es_ES"/>
-        </w:rPr>
-      </w:r>
-      <w:r>
-        <w:rPr>
-          <w:vertAlign w:val="superscript"/>
-          <w:lang w:val="es_ES" w:bidi="es_ES"/>
-        </w:rPr>
-        <w:t>23</w:t>
-      </w:r>
-      <w:r>
-        <w:rPr>
-          <w:lang w:val="es_ES" w:bidi="es_ES"/>
-        </w:rPr>
-        <w:t xml:space="preserve"> Rut hizo exactamente eso. Recogió espigas junto a las criadas de Booz hasta que terminó la cosecha de la cebada. Después, siguió trabajando durante la cosecha del trigo. Durante todo ese tiempo vivió con su suegra.</w:t>
+        <w:t xml:space="preserve"> Entonces Noemí le dijo: —Espera tranquila, hija mía, hasta que sepamos cómo resulta todo esto. Booz no descansará hasta resolver hoy mismo este asunto.</w:t>
       </w:r>
     </w:p>
     <w:p>
@@ -1123,7 +1517,7 @@
         <w:rPr>
           <w:lang w:val="es_ES" w:bidi="es_ES"/>
         </w:rPr>
-        <w:t>Rut 3:1</w:t>
+        <w:t>Rut 4:1</w:t>
       </w:r>
       <w:r>
         <w:rPr>
@@ -1149,7 +1543,7 @@
         <w:rPr>
           <w:lang w:val="es_ES" w:bidi="es_ES"/>
         </w:rPr>
-        <w:t xml:space="preserve"> Un día Noemí le dijo a Rut:—Hija mía, creo que ya es hora de que te busque un esposo para que tengas un hogar feliz otra vez.</w:t>
+        <w:t xml:space="preserve"> Booz subió hasta la puerta de la ciudad y se sentó allí. En ese momento pasó el pariente cercano del que había hablado. Booz lo llamó: —Amigo, ven y siéntate aquí. El hombre se acercó y se sentó.</w:t>
       </w:r>
     </w:p>
     <w:p>
@@ -1170,7 +1564,7 @@
         <w:rPr>
           <w:lang w:val="es_ES" w:bidi="es_ES"/>
         </w:rPr>
-        <w:t xml:space="preserve"> He estado pensando en Booz. Tú has trabajado con sus criadas, y además él es un pariente muy cercano nuestro. Esta noche va a estar aventando cebada en la era.</w:t>
+        <w:t xml:space="preserve"> Booz reunió a 10 ancianos de la ciudad y les pidió que se sentaran allí como testigos.</w:t>
       </w:r>
     </w:p>
     <w:p>
@@ -1191,7 +1585,7 @@
         <w:rPr>
           <w:lang w:val="es_ES" w:bidi="es_ES"/>
         </w:rPr>
-        <w:t xml:space="preserve"> Escucha bien lo que debes hacer. Báñate, ponte perfume y usa tu mejor vestido. Después ve a la era, pero no dejes que él te vea hasta que termine de comer.</w:t>
+        <w:t xml:space="preserve"> Entonces le dijo a su pariente: —Noemí ha regresado de Moab y quiere vender el terreno que le pertenecía a nuestro pariente Elimélec.</w:t>
       </w:r>
     </w:p>
     <w:p>
@@ -1212,7 +1606,7 @@
         <w:rPr>
           <w:lang w:val="es_ES" w:bidi="es_ES"/>
         </w:rPr>
-        <w:t xml:space="preserve"> Fíjate bien dónde se acuesta. Entonces ve, destápale los pies y acuéstate allí. Él te dirá qué hacer respecto al matrimonio.</w:t>
+        <w:t xml:space="preserve"> Pensé en avisarte para que puedas comprarlo si quieres, aquí delante de estos hombres respetables que son testigos. Si deseas comprarlo, dímelo ahora. Pero si no lo quieres, también dímelo, porque si tú no lo compras, yo lo haré. Tú tienes el primer derecho para comprarlo, y yo vengo después de ti. El hombre respondió: —Sí, yo lo compraré.</w:t>
       </w:r>
     </w:p>
     <w:p>
@@ -1233,7 +1627,7 @@
         <w:rPr>
           <w:lang w:val="es_ES" w:bidi="es_ES"/>
         </w:rPr>
-        <w:t xml:space="preserve"> —Muy bien —dijo Rut—. Haré lo que has dicho.</w:t>
+        <w:t xml:space="preserve"> Entonces Booz le aclaró: —El día que compres el terreno de Noemí, también deberás casarte con Rut la moabita, la viuda de Majlón. Hay que hacerlo para que ella tenga un hijo que lleve el nombre de su esposo difunto y así pueda heredar ese terreno.</w:t>
       </w:r>
     </w:p>
     <w:p>
@@ -1254,7 +1648,7 @@
         <w:rPr>
           <w:lang w:val="es_ES" w:bidi="es_ES"/>
         </w:rPr>
-        <w:t xml:space="preserve"> Esa misma noche fue a la era e hizo todo lo que su suegra le había indicado.</w:t>
+        <w:t xml:space="preserve"> El pariente contestó: —Entonces no puedo comprarlo, porque eso afectaría la herencia de mis propios hijos. Cómpralo tú. Yo renuncio a mi derecho.</w:t>
       </w:r>
     </w:p>
     <w:p>
@@ -1275,7 +1669,7 @@
         <w:rPr>
           <w:lang w:val="es_ES" w:bidi="es_ES"/>
         </w:rPr>
-        <w:t xml:space="preserve"> Cuando Booz terminó de comer, se fue contento a dormir junto a un montón de grano. Rut se acercó sin hacer ruido, le destapó los pies y se acostó allí.</w:t>
+        <w:t xml:space="preserve"> En aquellos tiempos había una costumbre en Israel: cuando alguien transfería un derecho de compra a otra persona, se quitaba una sandalia y se la daba a la otra persona. Así se confirmaba públicamente la transacción.</w:t>
       </w:r>
     </w:p>
     <w:p>
@@ -1296,7 +1690,7 @@
         <w:rPr>
           <w:lang w:val="es_ES" w:bidi="es_ES"/>
         </w:rPr>
-        <w:t xml:space="preserve"> A la medianoche, Booz se despertó sobresaltado. Al incorporarse, descubrió que una mujer estaba acostada a sus pies.</w:t>
+        <w:t xml:space="preserve"> Por eso, cuando el pariente le dijo a Booz que comprara el terreno, se quitó su sandalia y se la dio.</w:t>
       </w:r>
     </w:p>
     <w:p>
@@ -1317,7 +1711,7 @@
         <w:rPr>
           <w:lang w:val="es_ES" w:bidi="es_ES"/>
         </w:rPr>
-        <w:t xml:space="preserve"> —¿Quién eres? —preguntó.—Soy Rut, tu sierva —respondió ella—. Extiende tu manto sobre mí, porque eres el pariente cercano que nos puede rescatar y ayudar.1</w:t>
+        <w:t xml:space="preserve"> Entonces Booz declaró delante de los ancianos y de toda la gente que estaba allí: —Hoy ustedes son testigos de que he comprado de Noemí todo lo que pertenecía a Elimélec, a Quilión y a Majlón.</w:t>
       </w:r>
     </w:p>
     <w:p>
@@ -1338,7 +1732,7 @@
         <w:rPr>
           <w:lang w:val="es_ES" w:bidi="es_ES"/>
         </w:rPr>
-        <w:t xml:space="preserve"> —¡Que el Señor te bendiga, hija mía! —exclamó Booz—. Esta nueva muestra de lealtad hacia Noemí es aún mayor que la primera. Pudiste haber buscado a un hombre más joven, rico o pobre, pero no lo hiciste.</w:t>
+        <w:t xml:space="preserve"> Además, he tomado como esposa a Rut la moabita, la viuda de Majlón, para que tenga un hijo que lleve el nombre de su esposo difunto. Así ese nombre no desaparezca de su familia ni de su ciudad. Hoy ustedes son testigos de esto.</w:t>
       </w:r>
     </w:p>
     <w:p>
@@ -1359,7 +1753,7 @@
         <w:rPr>
           <w:lang w:val="es_ES" w:bidi="es_ES"/>
         </w:rPr>
-        <w:t xml:space="preserve"> Ahora no te preocupes, hija mía. Haré por ti todo lo que me pides. Todos en el pueblo saben que eres una mujer de noble carácter.</w:t>
+        <w:t xml:space="preserve"> Todos los ancianos y la gente que estaba en la puerta de la ciudad respondieron: —Somos testigos. Que el Señor haga que esta mujer que entra en tu casa sea tan fértil como Raquel y Lea, quienes juntas formaron la nación de Israel. Que tengas poder en Efrata y fama en Belén.</w:t>
       </w:r>
     </w:p>
     <w:p>
@@ -1380,7 +1774,7 @@
         <w:rPr>
           <w:lang w:val="es_ES" w:bidi="es_ES"/>
         </w:rPr>
-        <w:t xml:space="preserve"> Es verdad que soy un pariente cercano con la obligación de ayudarlas, pero hay otro hombre que es pariente más cercano que yo.</w:t>
+        <w:t xml:space="preserve"> Que por medio de los hijos que el Señor te dé con esta mujer, tu familia llegue a ser tan importante como la familia de Fares, el hijo que Tamar le dio a Judá.</w:t>
       </w:r>
     </w:p>
     <w:p>
@@ -1401,7 +1795,7 @@
         <w:rPr>
           <w:lang w:val="es_ES" w:bidi="es_ES"/>
         </w:rPr>
-        <w:t xml:space="preserve"> Quédate aquí esta noche. Mañana, si él quiere cumplir su deber de pariente cercano, está bien, que lo haga. Pero si no quiere hacerlo, tan cierto como que el Señor vive, yo lo haré. Ahora acuéstate aquí hasta que amanezca.</w:t>
+        <w:t xml:space="preserve"> Así que Booz se casó con Rut. El Señor permitió que ella quedara embarazada y tuviera un hijo.</w:t>
       </w:r>
     </w:p>
     <w:p>
@@ -1422,7 +1816,7 @@
         <w:rPr>
           <w:lang w:val="es_ES" w:bidi="es_ES"/>
         </w:rPr>
-        <w:t xml:space="preserve"> Rut se quedó acostada a sus pies hasta el amanecer. Se levantó antes de que hubiera suficiente luz para reconocer a alguien. Booz le había dicho que nadie debía saber que una mujer había estado en la era.</w:t>
+        <w:t xml:space="preserve"> Las mujeres de la ciudad le dijeron a Noemí: —Bendito sea el Señor, que hoy te ha dado un nieto para que cuide de ti. Que llegue a ser famoso en todo Israel.</w:t>
       </w:r>
     </w:p>
     <w:p>
@@ -1443,7 +1837,7 @@
         <w:rPr>
           <w:lang w:val="es_ES" w:bidi="es_ES"/>
         </w:rPr>
-        <w:t xml:space="preserve"> Luego Booz le dijo:—Trae el manto que llevas puesto y sostenlo bien.Ella lo sostuvo, y él echó en el manto 20 kilos de cebada. Después se lo puso sobre los hombros. Luego Rut regresó al pueblo.</w:t>
+        <w:t xml:space="preserve"> Él te dará nuevas fuerzas y cuidará de ti cuando seas anciana, porque es hijo de tu nuera. Ella te ama y vale más para ti que 7 hijos.</w:t>
       </w:r>
     </w:p>
     <w:p>
@@ -1464,7 +1858,7 @@
         <w:rPr>
           <w:lang w:val="es_ES" w:bidi="es_ES"/>
         </w:rPr>
-        <w:t xml:space="preserve"> Cuando llegó a donde estaba Noemí, esta le preguntó:—¿Cómo te fue, hija mía?Rut le contó todo lo que Booz había hecho por ella. También le dijo:</w:t>
+        <w:t xml:space="preserve"> Noemí tomó al bebé, lo abrazó contra su pecho y lo cuidó como si fuera su propio hijo.</w:t>
       </w:r>
     </w:p>
     <w:p>
@@ -1485,401 +1879,7 @@
         <w:rPr>
           <w:lang w:val="es_ES" w:bidi="es_ES"/>
         </w:rPr>
-        <w:t xml:space="preserve"> —Me dio estos 20 kilos de cebada. Me dijo que no debía volver a ti con las manos vacías.</w:t>
-      </w:r>
-    </w:p>
-    <w:p>
-      <w:pPr/>
-      <w:r>
-        <w:rPr>
-          <w:lang w:val="es_ES" w:bidi="es_ES"/>
-        </w:rPr>
-      </w:r>
-      <w:r>
-        <w:rPr>
-          <w:vertAlign w:val="superscript"/>
-          <w:lang w:val="es_ES" w:bidi="es_ES"/>
-        </w:rPr>
-        <w:t>18</w:t>
-      </w:r>
-      <w:r>
-        <w:rPr>
-          <w:lang w:val="es_ES" w:bidi="es_ES"/>
-        </w:rPr>
-        <w:t xml:space="preserve"> Entonces Noemí le dijo:—Espera tranquila, hija mía, hasta que sepamos cómo resulta todo esto. Booz no descansará hasta resolver hoy mismo este asunto.</w:t>
-      </w:r>
-    </w:p>
-    <w:p>
-      <w:pPr>
-        <w:pStyle w:val="Heading2"/>
-      </w:pPr>
-      <w:r>
-        <w:rPr>
-          <w:lang w:val="es_ES" w:bidi="es_ES"/>
-        </w:rPr>
-        <w:t>Rut 4:1</w:t>
-      </w:r>
-      <w:r>
-        <w:rPr>
-          <w:lang w:val="es_ES" w:bidi="es_ES"/>
-        </w:rPr>
-      </w:r>
-    </w:p>
-    <w:p>
-      <w:pPr/>
-      <w:r>
-        <w:rPr>
-          <w:lang w:val="es_ES" w:bidi="es_ES"/>
-        </w:rPr>
-      </w:r>
-      <w:r>
-        <w:rPr>
-          <w:vertAlign w:val="superscript"/>
-          <w:lang w:val="es_ES" w:bidi="es_ES"/>
-        </w:rPr>
-        <w:t>1</w:t>
-      </w:r>
-      <w:r>
-        <w:rPr>
-          <w:lang w:val="es_ES" w:bidi="es_ES"/>
-        </w:rPr>
-        <w:t xml:space="preserve"> Booz subió hasta la puerta de la ciudad y se sentó allí. En ese momento pasó el pariente cercano del que había hablado. Booz lo llamó:—Amigo, ven y siéntate aquí.El hombre se acercó y se sentó.</w:t>
-      </w:r>
-    </w:p>
-    <w:p>
-      <w:pPr/>
-      <w:r>
-        <w:rPr>
-          <w:lang w:val="es_ES" w:bidi="es_ES"/>
-        </w:rPr>
-      </w:r>
-      <w:r>
-        <w:rPr>
-          <w:vertAlign w:val="superscript"/>
-          <w:lang w:val="es_ES" w:bidi="es_ES"/>
-        </w:rPr>
-        <w:t>2</w:t>
-      </w:r>
-      <w:r>
-        <w:rPr>
-          <w:lang w:val="es_ES" w:bidi="es_ES"/>
-        </w:rPr>
-        <w:t xml:space="preserve"> Booz reunió a 10 ancianos de la ciudad y les pidió que se sentaran allí como testigos.</w:t>
-      </w:r>
-    </w:p>
-    <w:p>
-      <w:pPr/>
-      <w:r>
-        <w:rPr>
-          <w:lang w:val="es_ES" w:bidi="es_ES"/>
-        </w:rPr>
-      </w:r>
-      <w:r>
-        <w:rPr>
-          <w:vertAlign w:val="superscript"/>
-          <w:lang w:val="es_ES" w:bidi="es_ES"/>
-        </w:rPr>
-        <w:t>3</w:t>
-      </w:r>
-      <w:r>
-        <w:rPr>
-          <w:lang w:val="es_ES" w:bidi="es_ES"/>
-        </w:rPr>
-        <w:t xml:space="preserve"> Entonces le dijo a su pariente:—Noemí ha regresado de Moab y quiere vender el terreno que le pertenecía a nuestro pariente Elimélec.</w:t>
-      </w:r>
-    </w:p>
-    <w:p>
-      <w:pPr/>
-      <w:r>
-        <w:rPr>
-          <w:lang w:val="es_ES" w:bidi="es_ES"/>
-        </w:rPr>
-      </w:r>
-      <w:r>
-        <w:rPr>
-          <w:vertAlign w:val="superscript"/>
-          <w:lang w:val="es_ES" w:bidi="es_ES"/>
-        </w:rPr>
-        <w:t>4</w:t>
-      </w:r>
-      <w:r>
-        <w:rPr>
-          <w:lang w:val="es_ES" w:bidi="es_ES"/>
-        </w:rPr>
-        <w:t xml:space="preserve"> Pensé en avisarte para que puedas comprarlo si quieres, aquí delante de estos hombres respetables que son testigos. Si deseas comprarlo, dímelo ahora. Pero si no lo quieres, también dímelo, porque si tú no lo compras, yo lo haré. Tú tienes el primer derecho para comprarlo, y yo vengo después de ti.El hombre respondió:—Sí, yo lo compraré.</w:t>
-      </w:r>
-    </w:p>
-    <w:p>
-      <w:pPr/>
-      <w:r>
-        <w:rPr>
-          <w:lang w:val="es_ES" w:bidi="es_ES"/>
-        </w:rPr>
-      </w:r>
-      <w:r>
-        <w:rPr>
-          <w:vertAlign w:val="superscript"/>
-          <w:lang w:val="es_ES" w:bidi="es_ES"/>
-        </w:rPr>
-        <w:t>5</w:t>
-      </w:r>
-      <w:r>
-        <w:rPr>
-          <w:lang w:val="es_ES" w:bidi="es_ES"/>
-        </w:rPr>
-        <w:t xml:space="preserve"> Entonces Booz le aclaró:—El día que compres el terreno de Noemí, también deberás casarte con Rut la moabita, la viuda de Majlón. Hay que hacerlo para que ella tenga un hijo que lleve el nombre de su esposo difunto y así pueda heredar ese terreno.</w:t>
-      </w:r>
-    </w:p>
-    <w:p>
-      <w:pPr/>
-      <w:r>
-        <w:rPr>
-          <w:lang w:val="es_ES" w:bidi="es_ES"/>
-        </w:rPr>
-      </w:r>
-      <w:r>
-        <w:rPr>
-          <w:vertAlign w:val="superscript"/>
-          <w:lang w:val="es_ES" w:bidi="es_ES"/>
-        </w:rPr>
-        <w:t>6</w:t>
-      </w:r>
-      <w:r>
-        <w:rPr>
-          <w:lang w:val="es_ES" w:bidi="es_ES"/>
-        </w:rPr>
-        <w:t xml:space="preserve"> El pariente contestó:—Entonces no puedo comprarlo, porque eso afectaría la herencia de mis propios hijos. Cómpralo tú. Yo renuncio a mi derecho.</w:t>
-      </w:r>
-    </w:p>
-    <w:p>
-      <w:pPr/>
-      <w:r>
-        <w:rPr>
-          <w:lang w:val="es_ES" w:bidi="es_ES"/>
-        </w:rPr>
-      </w:r>
-      <w:r>
-        <w:rPr>
-          <w:vertAlign w:val="superscript"/>
-          <w:lang w:val="es_ES" w:bidi="es_ES"/>
-        </w:rPr>
-        <w:t>7</w:t>
-      </w:r>
-      <w:r>
-        <w:rPr>
-          <w:lang w:val="es_ES" w:bidi="es_ES"/>
-        </w:rPr>
-        <w:t xml:space="preserve"> En aquellos tiempos había una costumbre en Israel: cuando alguien transfería un derecho de compra a otra persona, se quitaba una sandalia y se la daba a la otra persona. Así se confirmaba públicamente la transacción.</w:t>
-      </w:r>
-    </w:p>
-    <w:p>
-      <w:pPr/>
-      <w:r>
-        <w:rPr>
-          <w:lang w:val="es_ES" w:bidi="es_ES"/>
-        </w:rPr>
-      </w:r>
-      <w:r>
-        <w:rPr>
-          <w:vertAlign w:val="superscript"/>
-          <w:lang w:val="es_ES" w:bidi="es_ES"/>
-        </w:rPr>
-        <w:t>8</w:t>
-      </w:r>
-      <w:r>
-        <w:rPr>
-          <w:lang w:val="es_ES" w:bidi="es_ES"/>
-        </w:rPr>
-        <w:t xml:space="preserve"> Por eso, cuando el pariente le dijo a Booz que comprara el terreno, se quitó su sandalia y se la dio.</w:t>
-      </w:r>
-    </w:p>
-    <w:p>
-      <w:pPr/>
-      <w:r>
-        <w:rPr>
-          <w:lang w:val="es_ES" w:bidi="es_ES"/>
-        </w:rPr>
-      </w:r>
-      <w:r>
-        <w:rPr>
-          <w:vertAlign w:val="superscript"/>
-          <w:lang w:val="es_ES" w:bidi="es_ES"/>
-        </w:rPr>
-        <w:t>9</w:t>
-      </w:r>
-      <w:r>
-        <w:rPr>
-          <w:lang w:val="es_ES" w:bidi="es_ES"/>
-        </w:rPr>
-        <w:t xml:space="preserve"> Entonces Booz declaró delante de los ancianos y de toda la gente que estaba allí:—Hoy ustedes son testigos de que he comprado de Noemí todo lo que pertenecía a Elimélec, a Quilión y a Majlón.</w:t>
-      </w:r>
-    </w:p>
-    <w:p>
-      <w:pPr/>
-      <w:r>
-        <w:rPr>
-          <w:lang w:val="es_ES" w:bidi="es_ES"/>
-        </w:rPr>
-      </w:r>
-      <w:r>
-        <w:rPr>
-          <w:vertAlign w:val="superscript"/>
-          <w:lang w:val="es_ES" w:bidi="es_ES"/>
-        </w:rPr>
-        <w:t>10</w:t>
-      </w:r>
-      <w:r>
-        <w:rPr>
-          <w:lang w:val="es_ES" w:bidi="es_ES"/>
-        </w:rPr>
-        <w:t xml:space="preserve"> Además, he tomado como esposa a Rut la moabita, la viuda de Majlón, para que tenga un hijo que lleve el nombre de su esposo difunto. Así ese nombre no desaparezca de su familia ni de su ciudad. Hoy ustedes son testigos de esto.</w:t>
-      </w:r>
-    </w:p>
-    <w:p>
-      <w:pPr/>
-      <w:r>
-        <w:rPr>
-          <w:lang w:val="es_ES" w:bidi="es_ES"/>
-        </w:rPr>
-      </w:r>
-      <w:r>
-        <w:rPr>
-          <w:vertAlign w:val="superscript"/>
-          <w:lang w:val="es_ES" w:bidi="es_ES"/>
-        </w:rPr>
-        <w:t>11</w:t>
-      </w:r>
-      <w:r>
-        <w:rPr>
-          <w:lang w:val="es_ES" w:bidi="es_ES"/>
-        </w:rPr>
-        <w:t xml:space="preserve"> Todos los ancianos y la gente que estaba en la puerta de la ciudad respondieron:—Somos testigos. Que el Señor haga que esta mujer que entra en tu casa sea tan fértil como Raquel y Lea, quienes juntas formaron la nación de Israel. Que tengas poder en Efrata y fama en Belén.</w:t>
-      </w:r>
-    </w:p>
-    <w:p>
-      <w:pPr/>
-      <w:r>
-        <w:rPr>
-          <w:lang w:val="es_ES" w:bidi="es_ES"/>
-        </w:rPr>
-      </w:r>
-      <w:r>
-        <w:rPr>
-          <w:vertAlign w:val="superscript"/>
-          <w:lang w:val="es_ES" w:bidi="es_ES"/>
-        </w:rPr>
-        <w:t>12</w:t>
-      </w:r>
-      <w:r>
-        <w:rPr>
-          <w:lang w:val="es_ES" w:bidi="es_ES"/>
-        </w:rPr>
-        <w:t xml:space="preserve"> Que por medio de los hijos que el Señor te dé con esta mujer, tu familia llegue a ser tan importante como la familia de Fares, el hijo que Tamar le dio a Judá.</w:t>
-      </w:r>
-    </w:p>
-    <w:p>
-      <w:pPr/>
-      <w:r>
-        <w:rPr>
-          <w:lang w:val="es_ES" w:bidi="es_ES"/>
-        </w:rPr>
-      </w:r>
-      <w:r>
-        <w:rPr>
-          <w:vertAlign w:val="superscript"/>
-          <w:lang w:val="es_ES" w:bidi="es_ES"/>
-        </w:rPr>
-        <w:t>13</w:t>
-      </w:r>
-      <w:r>
-        <w:rPr>
-          <w:lang w:val="es_ES" w:bidi="es_ES"/>
-        </w:rPr>
-        <w:t xml:space="preserve"> Así que Booz se casó con Rut. El Señor permitió que ella quedara embarazada y tuviera un hijo.</w:t>
-      </w:r>
-    </w:p>
-    <w:p>
-      <w:pPr/>
-      <w:r>
-        <w:rPr>
-          <w:lang w:val="es_ES" w:bidi="es_ES"/>
-        </w:rPr>
-      </w:r>
-      <w:r>
-        <w:rPr>
-          <w:vertAlign w:val="superscript"/>
-          <w:lang w:val="es_ES" w:bidi="es_ES"/>
-        </w:rPr>
-        <w:t>14</w:t>
-      </w:r>
-      <w:r>
-        <w:rPr>
-          <w:lang w:val="es_ES" w:bidi="es_ES"/>
-        </w:rPr>
-        <w:t xml:space="preserve"> Las mujeres de la ciudad le dijeron a Noemí:—Bendito sea el Señor, que hoy te ha dado un nieto para que cuide de ti. Que llegue a ser famoso en todo Israel.</w:t>
-      </w:r>
-    </w:p>
-    <w:p>
-      <w:pPr/>
-      <w:r>
-        <w:rPr>
-          <w:lang w:val="es_ES" w:bidi="es_ES"/>
-        </w:rPr>
-      </w:r>
-      <w:r>
-        <w:rPr>
-          <w:vertAlign w:val="superscript"/>
-          <w:lang w:val="es_ES" w:bidi="es_ES"/>
-        </w:rPr>
-        <w:t>15</w:t>
-      </w:r>
-      <w:r>
-        <w:rPr>
-          <w:lang w:val="es_ES" w:bidi="es_ES"/>
-        </w:rPr>
-        <w:t xml:space="preserve"> Él te dará nuevas fuerzas y cuidará de ti cuando seas anciana, porque es hijo de tu nuera. Ella te ama y vale más para ti que 7 hijos.</w:t>
-      </w:r>
-    </w:p>
-    <w:p>
-      <w:pPr/>
-      <w:r>
-        <w:rPr>
-          <w:lang w:val="es_ES" w:bidi="es_ES"/>
-        </w:rPr>
-      </w:r>
-      <w:r>
-        <w:rPr>
-          <w:vertAlign w:val="superscript"/>
-          <w:lang w:val="es_ES" w:bidi="es_ES"/>
-        </w:rPr>
-        <w:t>16</w:t>
-      </w:r>
-      <w:r>
-        <w:rPr>
-          <w:lang w:val="es_ES" w:bidi="es_ES"/>
-        </w:rPr>
-        <w:t xml:space="preserve"> Noemí tomó al bebé, lo abrazó contra su pecho y lo cuidó como si fuera su propio hijo.</w:t>
-      </w:r>
-    </w:p>
-    <w:p>
-      <w:pPr/>
-      <w:r>
-        <w:rPr>
-          <w:lang w:val="es_ES" w:bidi="es_ES"/>
-        </w:rPr>
-      </w:r>
-      <w:r>
-        <w:rPr>
-          <w:vertAlign w:val="superscript"/>
-          <w:lang w:val="es_ES" w:bidi="es_ES"/>
-        </w:rPr>
-        <w:t>17</w:t>
-      </w:r>
-      <w:r>
-        <w:rPr>
-          <w:lang w:val="es_ES" w:bidi="es_ES"/>
-        </w:rPr>
-        <w:t xml:space="preserve"> Las vecinas dijeron:—¡Por fin Noemí tiene un hijo!Y le pusieron por nombre Obed. Él llegó a ser el padre de Isaí y el abuelo de David.</w:t>
+        <w:t xml:space="preserve"> Las vecinas dijeron: —¡Por fin Noemí tiene un hijo! Y le pusieron por nombre Obed. Él llegó a ser el padre de Isaí y el abuelo de David.</w:t>
       </w:r>
     </w:p>
     <w:p>
